--- a/reports/00 - Identification Form.docx
+++ b/reports/00 - Identification Form.docx
@@ -4,7 +4,7 @@
   <w:body>
     <w:p>
       <w:pPr>
-        <w:pStyle w:val="Ttulo"/>
+        <w:pStyle w:val="Title"/>
         <w:pBdr>
           <w:top w:val="single" w:sz="4" w:space="1" w:color="auto"/>
           <w:left w:val="single" w:sz="4" w:space="4" w:color="auto"/>
@@ -338,7 +338,7 @@
           </w:tcPr>
           <w:p>
             <w:pPr>
-              <w:pStyle w:val="Sinespaciado"/>
+              <w:pStyle w:val="NoSpacing"/>
               <w:spacing w:line="240" w:lineRule="atLeast"/>
               <w:rPr>
                 <w:rFonts w:asciiTheme="majorHAnsi" w:eastAsia="Calibri Light" w:hAnsiTheme="majorHAnsi" w:cstheme="majorHAnsi"/>
@@ -378,7 +378,7 @@
             </w:sdtPr>
             <w:sdtEndPr>
               <w:rPr>
-                <w:rStyle w:val="Fuentedeprrafopredeter"/>
+                <w:rStyle w:val="DefaultParagraphFont"/>
                 <w:rFonts w:asciiTheme="minorHAnsi" w:eastAsia="Calibri Light" w:hAnsiTheme="minorHAnsi" w:cstheme="majorHAnsi"/>
                 <w:i w:val="0"/>
               </w:rPr>
@@ -386,7 +386,7 @@
             <w:sdtContent>
               <w:p>
                 <w:pPr>
-                  <w:pStyle w:val="Sinespaciado"/>
+                  <w:pStyle w:val="NoSpacing"/>
                   <w:spacing w:line="240" w:lineRule="atLeast"/>
                   <w:rPr>
                     <w:rFonts w:asciiTheme="majorHAnsi" w:eastAsia="Calibri Light" w:hAnsiTheme="majorHAnsi" w:cstheme="majorHAnsi"/>
@@ -421,7 +421,7 @@
           </w:tcPr>
           <w:p>
             <w:pPr>
-              <w:pStyle w:val="Sinespaciado"/>
+              <w:pStyle w:val="NoSpacing"/>
               <w:spacing w:line="240" w:lineRule="atLeast"/>
               <w:rPr>
                 <w:rFonts w:asciiTheme="majorHAnsi" w:eastAsia="Calibri Light" w:hAnsiTheme="majorHAnsi" w:cstheme="majorHAnsi"/>
@@ -450,7 +450,7 @@
           </w:tcPr>
           <w:p>
             <w:pPr>
-              <w:pStyle w:val="Sinespaciado"/>
+              <w:pStyle w:val="NoSpacing"/>
               <w:spacing w:line="240" w:lineRule="atLeast"/>
               <w:rPr>
                 <w:rFonts w:asciiTheme="majorHAnsi" w:eastAsia="Calibri Light" w:hAnsiTheme="majorHAnsi" w:cstheme="majorHAnsi"/>
@@ -461,7 +461,7 @@
             <w:hyperlink r:id="rId6" w:history="1">
               <w:r>
                 <w:rPr>
-                  <w:rStyle w:val="Hipervnculo"/>
+                  <w:rStyle w:val="Hyperlink"/>
                   <w:rFonts w:asciiTheme="majorHAnsi" w:eastAsia="Calibri Light" w:hAnsiTheme="majorHAnsi" w:cstheme="majorHAnsi"/>
                   <w:i/>
                   <w:iCs/>
@@ -490,7 +490,7 @@
                     <w:i/>
                     <w:iCs/>
                   </w:rPr>
-                  <w:t>VictorManasGonzalez</w:t>
+                  <w:t>AngSanRui</w:t>
                 </w:r>
                 <w:proofErr w:type="spellEnd"/>
                 <w:r>
@@ -499,7 +499,7 @@
                     <w:i/>
                     <w:iCs/>
                   </w:rPr>
-                  <w:t>/Acme-Starters-C</w:t>
+                  <w:t>/Acme-Starters-B</w:t>
                 </w:r>
               </w:sdtContent>
             </w:sdt>
@@ -2874,7 +2874,7 @@
     <w:lvl w:ilvl="0">
       <w:start w:val="1"/>
       <w:numFmt w:val="decimal"/>
-      <w:pStyle w:val="Listaconnmeros"/>
+      <w:pStyle w:val="ListNumber"/>
       <w:lvlText w:val="%1."/>
       <w:lvlJc w:val="left"/>
       <w:pPr>
@@ -3378,7 +3378,7 @@
     <w:lvl w:ilvl="0" w:tplc="391EA46E">
       <w:start w:val="1"/>
       <w:numFmt w:val="decimal"/>
-      <w:pStyle w:val="Prrafodelista"/>
+      <w:pStyle w:val="ListParagraph"/>
       <w:lvlText w:val="%1)"/>
       <w:lvlJc w:val="left"/>
       <w:pPr>
@@ -4138,11 +4138,11 @@
       <w:lang w:val="en-GB"/>
     </w:rPr>
   </w:style>
-  <w:style w:type="paragraph" w:styleId="Ttulo1">
+  <w:style w:type="paragraph" w:styleId="Heading1">
     <w:name w:val="heading 1"/>
     <w:basedOn w:val="Normal"/>
     <w:next w:val="Normal"/>
-    <w:link w:val="Ttulo1Car"/>
+    <w:link w:val="Heading1Char"/>
     <w:uiPriority w:val="9"/>
     <w:qFormat/>
     <w:rsid w:val="000559FF"/>
@@ -4170,11 +4170,11 @@
       <w14:ligatures w14:val="none"/>
     </w:rPr>
   </w:style>
-  <w:style w:type="paragraph" w:styleId="Ttulo2">
+  <w:style w:type="paragraph" w:styleId="Heading2">
     <w:name w:val="heading 2"/>
     <w:basedOn w:val="Normal"/>
     <w:next w:val="Normal"/>
-    <w:link w:val="Ttulo2Car"/>
+    <w:link w:val="Heading2Char"/>
     <w:uiPriority w:val="9"/>
     <w:unhideWhenUsed/>
     <w:qFormat/>
@@ -4198,11 +4198,11 @@
       <w14:ligatures w14:val="none"/>
     </w:rPr>
   </w:style>
-  <w:style w:type="paragraph" w:styleId="Ttulo3">
+  <w:style w:type="paragraph" w:styleId="Heading3">
     <w:name w:val="heading 3"/>
     <w:basedOn w:val="Normal"/>
     <w:next w:val="Normal"/>
-    <w:link w:val="Ttulo3Car"/>
+    <w:link w:val="Heading3Char"/>
     <w:uiPriority w:val="9"/>
     <w:unhideWhenUsed/>
     <w:rsid w:val="00CC73B1"/>
@@ -4220,13 +4220,13 @@
       <w:sz w:val="28"/>
     </w:rPr>
   </w:style>
-  <w:style w:type="character" w:default="1" w:styleId="Fuentedeprrafopredeter">
+  <w:style w:type="character" w:default="1" w:styleId="DefaultParagraphFont">
     <w:name w:val="Default Paragraph Font"/>
     <w:uiPriority w:val="1"/>
     <w:semiHidden/>
     <w:unhideWhenUsed/>
   </w:style>
-  <w:style w:type="table" w:default="1" w:styleId="Tablanormal">
+  <w:style w:type="table" w:default="1" w:styleId="TableNormal">
     <w:name w:val="Normal Table"/>
     <w:uiPriority w:val="99"/>
     <w:semiHidden/>
@@ -4241,16 +4241,16 @@
       </w:tblCellMar>
     </w:tblPr>
   </w:style>
-  <w:style w:type="numbering" w:default="1" w:styleId="Sinlista">
+  <w:style w:type="numbering" w:default="1" w:styleId="NoList">
     <w:name w:val="No List"/>
     <w:uiPriority w:val="99"/>
     <w:semiHidden/>
     <w:unhideWhenUsed/>
   </w:style>
-  <w:style w:type="character" w:customStyle="1" w:styleId="Ttulo1Car">
-    <w:name w:val="Título 1 Car"/>
-    <w:basedOn w:val="Fuentedeprrafopredeter"/>
-    <w:link w:val="Ttulo1"/>
+  <w:style w:type="character" w:customStyle="1" w:styleId="Heading1Char">
+    <w:name w:val="Heading 1 Char"/>
+    <w:basedOn w:val="DefaultParagraphFont"/>
+    <w:link w:val="Heading1"/>
     <w:uiPriority w:val="9"/>
     <w:rsid w:val="000559FF"/>
     <w:rPr>
@@ -4264,9 +4264,9 @@
       <w14:ligatures w14:val="none"/>
     </w:rPr>
   </w:style>
-  <w:style w:type="character" w:styleId="Refdecomentario">
+  <w:style w:type="character" w:styleId="CommentReference">
     <w:name w:val="annotation reference"/>
-    <w:basedOn w:val="Fuentedeprrafopredeter"/>
+    <w:basedOn w:val="DefaultParagraphFont"/>
     <w:uiPriority w:val="99"/>
     <w:semiHidden/>
     <w:unhideWhenUsed/>
@@ -4276,10 +4276,10 @@
       <w:szCs w:val="16"/>
     </w:rPr>
   </w:style>
-  <w:style w:type="paragraph" w:styleId="Textocomentario">
+  <w:style w:type="paragraph" w:styleId="CommentText">
     <w:name w:val="annotation text"/>
     <w:basedOn w:val="Normal"/>
-    <w:link w:val="TextocomentarioCar"/>
+    <w:link w:val="CommentTextChar"/>
     <w:uiPriority w:val="99"/>
     <w:unhideWhenUsed/>
     <w:rsid w:val="004F4978"/>
@@ -4288,10 +4288,10 @@
       <w:szCs w:val="20"/>
     </w:rPr>
   </w:style>
-  <w:style w:type="character" w:customStyle="1" w:styleId="TextocomentarioCar">
-    <w:name w:val="Texto comentario Car"/>
-    <w:basedOn w:val="Fuentedeprrafopredeter"/>
-    <w:link w:val="Textocomentario"/>
+  <w:style w:type="character" w:customStyle="1" w:styleId="CommentTextChar">
+    <w:name w:val="Comment Text Char"/>
+    <w:basedOn w:val="DefaultParagraphFont"/>
+    <w:link w:val="CommentText"/>
     <w:uiPriority w:val="99"/>
     <w:rsid w:val="004F4978"/>
     <w:rPr>
@@ -4302,11 +4302,11 @@
       <w14:ligatures w14:val="none"/>
     </w:rPr>
   </w:style>
-  <w:style w:type="paragraph" w:styleId="Asuntodelcomentario">
+  <w:style w:type="paragraph" w:styleId="CommentSubject">
     <w:name w:val="annotation subject"/>
     <w:basedOn w:val="Normal"/>
     <w:next w:val="Normal"/>
-    <w:link w:val="AsuntodelcomentarioCar"/>
+    <w:link w:val="CommentSubjectChar"/>
     <w:uiPriority w:val="99"/>
     <w:semiHidden/>
     <w:unhideWhenUsed/>
@@ -4318,10 +4318,10 @@
       <w:szCs w:val="20"/>
     </w:rPr>
   </w:style>
-  <w:style w:type="character" w:customStyle="1" w:styleId="AsuntodelcomentarioCar">
-    <w:name w:val="Asunto del comentario Car"/>
-    <w:basedOn w:val="Fuentedeprrafopredeter"/>
-    <w:link w:val="Asuntodelcomentario"/>
+  <w:style w:type="character" w:customStyle="1" w:styleId="CommentSubjectChar">
+    <w:name w:val="Comment Subject Char"/>
+    <w:basedOn w:val="DefaultParagraphFont"/>
+    <w:link w:val="CommentSubject"/>
     <w:uiPriority w:val="99"/>
     <w:semiHidden/>
     <w:rsid w:val="00F741CE"/>
@@ -4333,9 +4333,9 @@
       <w:lang w:val="en-GB"/>
     </w:rPr>
   </w:style>
-  <w:style w:type="character" w:styleId="Mencionar">
+  <w:style w:type="character" w:styleId="Mention">
     <w:name w:val="Mention"/>
-    <w:basedOn w:val="Fuentedeprrafopredeter"/>
+    <w:basedOn w:val="DefaultParagraphFont"/>
     <w:uiPriority w:val="99"/>
     <w:unhideWhenUsed/>
     <w:rsid w:val="003637C3"/>
@@ -4354,10 +4354,10 @@
       <w:spacing w:before="240" w:after="240"/>
     </w:pPr>
   </w:style>
-  <w:style w:type="character" w:customStyle="1" w:styleId="Ttulo2Car">
-    <w:name w:val="Título 2 Car"/>
-    <w:basedOn w:val="Fuentedeprrafopredeter"/>
-    <w:link w:val="Ttulo2"/>
+  <w:style w:type="character" w:customStyle="1" w:styleId="Heading2Char">
+    <w:name w:val="Heading 2 Char"/>
+    <w:basedOn w:val="DefaultParagraphFont"/>
+    <w:link w:val="Heading2"/>
     <w:uiPriority w:val="9"/>
     <w:rsid w:val="00434C0F"/>
     <w:rPr>
@@ -4371,10 +4371,10 @@
       <w14:ligatures w14:val="none"/>
     </w:rPr>
   </w:style>
-  <w:style w:type="character" w:customStyle="1" w:styleId="Ttulo3Car">
-    <w:name w:val="Título 3 Car"/>
-    <w:basedOn w:val="Fuentedeprrafopredeter"/>
-    <w:link w:val="Ttulo3"/>
+  <w:style w:type="character" w:customStyle="1" w:styleId="Heading3Char">
+    <w:name w:val="Heading 3 Char"/>
+    <w:basedOn w:val="DefaultParagraphFont"/>
+    <w:link w:val="Heading3"/>
     <w:uiPriority w:val="9"/>
     <w:rsid w:val="00CC73B1"/>
     <w:rPr>
@@ -4387,9 +4387,9 @@
       <w:lang w:val="en-GB"/>
     </w:rPr>
   </w:style>
-  <w:style w:type="character" w:styleId="Hipervnculo">
+  <w:style w:type="character" w:styleId="Hyperlink">
     <w:name w:val="Hyperlink"/>
-    <w:basedOn w:val="Fuentedeprrafopredeter"/>
+    <w:basedOn w:val="DefaultParagraphFont"/>
     <w:uiPriority w:val="99"/>
     <w:unhideWhenUsed/>
     <w:rsid w:val="00F741CE"/>
@@ -4398,7 +4398,7 @@
       <w:u w:val="single"/>
     </w:rPr>
   </w:style>
-  <w:style w:type="paragraph" w:styleId="Lista">
+  <w:style w:type="paragraph" w:styleId="List">
     <w:name w:val="List"/>
     <w:basedOn w:val="Normal"/>
     <w:uiPriority w:val="99"/>
@@ -4410,7 +4410,7 @@
       <w:contextualSpacing/>
     </w:pPr>
   </w:style>
-  <w:style w:type="paragraph" w:styleId="Listaconnmeros">
+  <w:style w:type="paragraph" w:styleId="ListNumber">
     <w:name w:val="List Number"/>
     <w:basedOn w:val="Normal"/>
     <w:uiPriority w:val="99"/>
@@ -4424,9 +4424,9 @@
       <w:contextualSpacing/>
     </w:pPr>
   </w:style>
-  <w:style w:type="paragraph" w:styleId="Prrafodelista">
+  <w:style w:type="paragraph" w:styleId="ListParagraph">
     <w:name w:val="List Paragraph"/>
-    <w:basedOn w:val="Listaconnmeros"/>
+    <w:basedOn w:val="ListNumber"/>
     <w:uiPriority w:val="34"/>
     <w:rsid w:val="00F741CE"/>
     <w:pPr>
@@ -4443,7 +4443,7 @@
       <w14:ligatures w14:val="none"/>
     </w:rPr>
   </w:style>
-  <w:style w:type="paragraph" w:styleId="Sinespaciado">
+  <w:style w:type="paragraph" w:styleId="NoSpacing">
     <w:name w:val="No Spacing"/>
     <w:uiPriority w:val="1"/>
     <w:rsid w:val="00F741CE"/>
@@ -4457,9 +4457,9 @@
       <w14:ligatures w14:val="none"/>
     </w:rPr>
   </w:style>
-  <w:style w:type="character" w:styleId="Textodelmarcadordeposicin">
+  <w:style w:type="character" w:styleId="PlaceholderText">
     <w:name w:val="Placeholder Text"/>
-    <w:basedOn w:val="Fuentedeprrafopredeter"/>
+    <w:basedOn w:val="DefaultParagraphFont"/>
     <w:uiPriority w:val="99"/>
     <w:semiHidden/>
     <w:rsid w:val="00F741CE"/>
@@ -4469,7 +4469,7 @@
   </w:style>
   <w:style w:type="paragraph" w:customStyle="1" w:styleId="Requirement-Body">
     <w:name w:val="Requirement - Body"/>
-    <w:basedOn w:val="Lista"/>
+    <w:basedOn w:val="List"/>
     <w:qFormat/>
     <w:rsid w:val="008241A9"/>
     <w:pPr>
@@ -4481,7 +4481,7 @@
   </w:style>
   <w:style w:type="paragraph" w:customStyle="1" w:styleId="Requirement-Header">
     <w:name w:val="Requirement - Header"/>
-    <w:basedOn w:val="Lista"/>
+    <w:basedOn w:val="List"/>
     <w:next w:val="Requirement-Body"/>
     <w:qFormat/>
     <w:rsid w:val="008241A9"/>
@@ -4498,9 +4498,9 @@
       <w:ind w:left="567" w:hanging="567"/>
     </w:pPr>
   </w:style>
-  <w:style w:type="character" w:styleId="Fuerte">
+  <w:style w:type="character" w:styleId="Strong">
     <w:name w:val="Strong"/>
-    <w:basedOn w:val="Fuentedeprrafopredeter"/>
+    <w:basedOn w:val="DefaultParagraphFont"/>
     <w:uiPriority w:val="22"/>
     <w:qFormat/>
     <w:rsid w:val="00F741CE"/>
@@ -4509,11 +4509,11 @@
       <w:bCs/>
     </w:rPr>
   </w:style>
-  <w:style w:type="paragraph" w:styleId="Ttulo">
+  <w:style w:type="paragraph" w:styleId="Title">
     <w:name w:val="Title"/>
     <w:basedOn w:val="Normal"/>
     <w:next w:val="Normal"/>
-    <w:link w:val="TtuloCar"/>
+    <w:link w:val="TitleChar"/>
     <w:uiPriority w:val="10"/>
     <w:qFormat/>
     <w:rsid w:val="00CC73B1"/>
@@ -4535,10 +4535,10 @@
       <w:szCs w:val="56"/>
     </w:rPr>
   </w:style>
-  <w:style w:type="character" w:customStyle="1" w:styleId="TtuloCar">
-    <w:name w:val="Título Car"/>
-    <w:basedOn w:val="Fuentedeprrafopredeter"/>
-    <w:link w:val="Ttulo"/>
+  <w:style w:type="character" w:customStyle="1" w:styleId="TitleChar">
+    <w:name w:val="Title Char"/>
+    <w:basedOn w:val="DefaultParagraphFont"/>
+    <w:link w:val="Title"/>
     <w:uiPriority w:val="10"/>
     <w:rsid w:val="00CC73B1"/>
     <w:rPr>
@@ -4576,7 +4576,7 @@
       <w14:ligatures w14:val="none"/>
     </w:rPr>
   </w:style>
-  <w:style w:type="paragraph" w:styleId="Descripcin">
+  <w:style w:type="paragraph" w:styleId="Caption">
     <w:name w:val="caption"/>
     <w:basedOn w:val="Normal"/>
     <w:next w:val="Normal"/>
@@ -4593,9 +4593,9 @@
       <w:szCs w:val="18"/>
     </w:rPr>
   </w:style>
-  <w:style w:type="table" w:styleId="Tablaconcuadrcula">
+  <w:style w:type="table" w:styleId="TableGrid">
     <w:name w:val="Table Grid"/>
-    <w:basedOn w:val="Tablanormal"/>
+    <w:basedOn w:val="TableNormal"/>
     <w:uiPriority w:val="59"/>
     <w:rsid w:val="00FB4123"/>
     <w:pPr>
@@ -4612,9 +4612,9 @@
       </w:tblBorders>
     </w:tblPr>
   </w:style>
-  <w:style w:type="character" w:styleId="Mencinsinresolver">
+  <w:style w:type="character" w:styleId="UnresolvedMention">
     <w:name w:val="Unresolved Mention"/>
-    <w:basedOn w:val="Fuentedeprrafopredeter"/>
+    <w:basedOn w:val="DefaultParagraphFont"/>
     <w:uiPriority w:val="99"/>
     <w:semiHidden/>
     <w:unhideWhenUsed/>
@@ -4626,7 +4626,7 @@
   </w:style>
   <w:style w:type="character" w:customStyle="1" w:styleId="Estilo1">
     <w:name w:val="Estilo1"/>
-    <w:basedOn w:val="Fuentedeprrafopredeter"/>
+    <w:basedOn w:val="DefaultParagraphFont"/>
     <w:uiPriority w:val="1"/>
     <w:rsid w:val="00E27F8B"/>
     <w:rPr>
@@ -4638,7 +4638,7 @@
   </w:style>
   <w:style w:type="character" w:customStyle="1" w:styleId="DP2-Forms">
     <w:name w:val="DP2-Forms"/>
-    <w:basedOn w:val="Fuentedeprrafopredeter"/>
+    <w:basedOn w:val="DefaultParagraphFont"/>
     <w:uiPriority w:val="1"/>
     <w:rsid w:val="00E27F8B"/>
     <w:rPr>
@@ -4675,7 +4675,7 @@
           </w:pPr>
           <w:r>
             <w:rPr>
-              <w:rStyle w:val="Textodelmarcadordeposicin"/>
+              <w:rStyle w:val="PlaceholderText"/>
               <w:i/>
               <w:iCs/>
               <w:sz w:val="24"/>
@@ -4709,7 +4709,7 @@
           </w:pPr>
           <w:r>
             <w:rPr>
-              <w:rStyle w:val="Textodelmarcadordeposicin"/>
+              <w:rStyle w:val="PlaceholderText"/>
               <w:i/>
               <w:iCs/>
               <w:sz w:val="24"/>
@@ -4742,7 +4742,7 @@
           </w:pPr>
           <w:r>
             <w:rPr>
-              <w:rStyle w:val="Textodelmarcadordeposicin"/>
+              <w:rStyle w:val="PlaceholderText"/>
               <w:i/>
               <w:iCs/>
               <w:lang w:val="es-ES"/>
@@ -4774,7 +4774,7 @@
           </w:pPr>
           <w:r>
             <w:rPr>
-              <w:rStyle w:val="Textodelmarcadordeposicin"/>
+              <w:rStyle w:val="PlaceholderText"/>
               <w:i/>
               <w:iCs/>
               <w:lang w:val="es-ES"/>
@@ -4806,7 +4806,7 @@
           </w:pPr>
           <w:r>
             <w:rPr>
-              <w:rStyle w:val="Textodelmarcadordeposicin"/>
+              <w:rStyle w:val="PlaceholderText"/>
               <w:i/>
               <w:iCs/>
               <w:lang w:val="es-ES"/>
@@ -4838,7 +4838,7 @@
           </w:pPr>
           <w:r>
             <w:rPr>
-              <w:rStyle w:val="Textodelmarcadordeposicin"/>
+              <w:rStyle w:val="PlaceholderText"/>
               <w:i/>
               <w:iCs/>
               <w:lang w:val="es-ES"/>
@@ -4870,7 +4870,7 @@
           </w:pPr>
           <w:r>
             <w:rPr>
-              <w:rStyle w:val="Textodelmarcadordeposicin"/>
+              <w:rStyle w:val="PlaceholderText"/>
               <w:i/>
               <w:iCs/>
               <w:lang w:val="es-ES"/>
@@ -4902,7 +4902,7 @@
           </w:pPr>
           <w:r>
             <w:rPr>
-              <w:rStyle w:val="Textodelmarcadordeposicin"/>
+              <w:rStyle w:val="PlaceholderText"/>
               <w:i/>
               <w:iCs/>
               <w:lang w:val="es-ES"/>
@@ -4934,7 +4934,7 @@
           </w:pPr>
           <w:r>
             <w:rPr>
-              <w:rStyle w:val="Textodelmarcadordeposicin"/>
+              <w:rStyle w:val="PlaceholderText"/>
               <w:i/>
               <w:iCs/>
               <w:lang w:val="es-ES"/>
@@ -4966,7 +4966,7 @@
           </w:pPr>
           <w:r>
             <w:rPr>
-              <w:rStyle w:val="Textodelmarcadordeposicin"/>
+              <w:rStyle w:val="PlaceholderText"/>
               <w:i/>
               <w:iCs/>
               <w:lang w:val="es-ES"/>
@@ -4998,7 +4998,7 @@
           </w:pPr>
           <w:r>
             <w:rPr>
-              <w:rStyle w:val="Textodelmarcadordeposicin"/>
+              <w:rStyle w:val="PlaceholderText"/>
               <w:i/>
               <w:iCs/>
               <w:lang w:val="es-ES"/>
@@ -5030,7 +5030,7 @@
           </w:pPr>
           <w:r>
             <w:rPr>
-              <w:rStyle w:val="Textodelmarcadordeposicin"/>
+              <w:rStyle w:val="PlaceholderText"/>
               <w:i/>
               <w:iCs/>
               <w:lang w:val="es-ES"/>
@@ -5062,7 +5062,7 @@
           </w:pPr>
           <w:r>
             <w:rPr>
-              <w:rStyle w:val="Textodelmarcadordeposicin"/>
+              <w:rStyle w:val="PlaceholderText"/>
               <w:i/>
               <w:iCs/>
               <w:lang w:val="es-ES"/>
@@ -5094,7 +5094,7 @@
           </w:pPr>
           <w:r>
             <w:rPr>
-              <w:rStyle w:val="Textodelmarcadordeposicin"/>
+              <w:rStyle w:val="PlaceholderText"/>
               <w:i/>
               <w:iCs/>
               <w:lang w:val="es-ES"/>
@@ -5126,7 +5126,7 @@
           </w:pPr>
           <w:r>
             <w:rPr>
-              <w:rStyle w:val="Textodelmarcadordeposicin"/>
+              <w:rStyle w:val="PlaceholderText"/>
               <w:i/>
               <w:iCs/>
               <w:lang w:val="es-ES"/>
@@ -5158,7 +5158,7 @@
           </w:pPr>
           <w:r>
             <w:rPr>
-              <w:rStyle w:val="Textodelmarcadordeposicin"/>
+              <w:rStyle w:val="PlaceholderText"/>
               <w:i/>
               <w:iCs/>
               <w:lang w:val="es-ES"/>
@@ -5190,7 +5190,7 @@
           </w:pPr>
           <w:r>
             <w:rPr>
-              <w:rStyle w:val="Textodelmarcadordeposicin"/>
+              <w:rStyle w:val="PlaceholderText"/>
               <w:i/>
               <w:iCs/>
               <w:lang w:val="es-ES"/>
@@ -5222,7 +5222,7 @@
           </w:pPr>
           <w:r>
             <w:rPr>
-              <w:rStyle w:val="Textodelmarcadordeposicin"/>
+              <w:rStyle w:val="PlaceholderText"/>
               <w:i/>
               <w:iCs/>
               <w:lang w:val="es-ES"/>
@@ -5254,7 +5254,7 @@
           </w:pPr>
           <w:r>
             <w:rPr>
-              <w:rStyle w:val="Textodelmarcadordeposicin"/>
+              <w:rStyle w:val="PlaceholderText"/>
               <w:i/>
               <w:iCs/>
               <w:lang w:val="es-ES"/>
@@ -5286,7 +5286,7 @@
           </w:pPr>
           <w:r>
             <w:rPr>
-              <w:rStyle w:val="Textodelmarcadordeposicin"/>
+              <w:rStyle w:val="PlaceholderText"/>
               <w:i/>
               <w:iCs/>
               <w:lang w:val="es-ES"/>
@@ -5318,7 +5318,7 @@
           </w:pPr>
           <w:r>
             <w:rPr>
-              <w:rStyle w:val="Textodelmarcadordeposicin"/>
+              <w:rStyle w:val="PlaceholderText"/>
               <w:i/>
               <w:iCs/>
               <w:lang w:val="es-ES"/>
@@ -5350,7 +5350,7 @@
           </w:pPr>
           <w:r>
             <w:rPr>
-              <w:rStyle w:val="Textodelmarcadordeposicin"/>
+              <w:rStyle w:val="PlaceholderText"/>
               <w:i/>
               <w:iCs/>
               <w:lang w:val="es-ES"/>
@@ -5382,7 +5382,7 @@
           </w:pPr>
           <w:r>
             <w:rPr>
-              <w:rStyle w:val="Textodelmarcadordeposicin"/>
+              <w:rStyle w:val="PlaceholderText"/>
               <w:i/>
               <w:iCs/>
               <w:lang w:val="en-US"/>
@@ -5414,7 +5414,7 @@
           </w:pPr>
           <w:r>
             <w:rPr>
-              <w:rStyle w:val="Textodelmarcadordeposicin"/>
+              <w:rStyle w:val="PlaceholderText"/>
               <w:i/>
               <w:iCs/>
             </w:rPr>
@@ -5445,7 +5445,7 @@
           </w:pPr>
           <w:r>
             <w:rPr>
-              <w:rStyle w:val="Textodelmarcadordeposicin"/>
+              <w:rStyle w:val="PlaceholderText"/>
               <w:i/>
               <w:iCs/>
             </w:rPr>
@@ -5476,7 +5476,7 @@
           </w:pPr>
           <w:r>
             <w:rPr>
-              <w:rStyle w:val="Textodelmarcadordeposicin"/>
+              <w:rStyle w:val="PlaceholderText"/>
               <w:i/>
               <w:iCs/>
             </w:rPr>
@@ -5507,7 +5507,7 @@
           </w:pPr>
           <w:r>
             <w:rPr>
-              <w:rStyle w:val="Textodelmarcadordeposicin"/>
+              <w:rStyle w:val="PlaceholderText"/>
               <w:i/>
               <w:iCs/>
             </w:rPr>
@@ -5636,6 +5636,7 @@
     <w:rsid w:val="007D11E9"/>
     <w:rsid w:val="007D7582"/>
     <w:rsid w:val="00807725"/>
+    <w:rsid w:val="0081544F"/>
     <w:rsid w:val="00823C4F"/>
     <w:rsid w:val="00825E07"/>
     <w:rsid w:val="008E2BE8"/>
@@ -5656,6 +5657,7 @@
     <w:rsid w:val="00E77A2D"/>
     <w:rsid w:val="00EF3D3B"/>
     <w:rsid w:val="00F27715"/>
+    <w:rsid w:val="00F9248E"/>
   </w:rsids>
   <m:mathPr>
     <m:mathFont m:val="Cambria Math"/>
@@ -6079,13 +6081,13 @@
     <w:name w:val="Normal"/>
     <w:qFormat/>
   </w:style>
-  <w:style w:type="character" w:default="1" w:styleId="Fuentedeprrafopredeter">
+  <w:style w:type="character" w:default="1" w:styleId="DefaultParagraphFont">
     <w:name w:val="Default Paragraph Font"/>
     <w:uiPriority w:val="1"/>
     <w:semiHidden/>
     <w:unhideWhenUsed/>
   </w:style>
-  <w:style w:type="table" w:default="1" w:styleId="Tablanormal">
+  <w:style w:type="table" w:default="1" w:styleId="TableNormal">
     <w:name w:val="Normal Table"/>
     <w:uiPriority w:val="99"/>
     <w:semiHidden/>
@@ -6100,15 +6102,15 @@
       </w:tblCellMar>
     </w:tblPr>
   </w:style>
-  <w:style w:type="numbering" w:default="1" w:styleId="Sinlista">
+  <w:style w:type="numbering" w:default="1" w:styleId="NoList">
     <w:name w:val="No List"/>
     <w:uiPriority w:val="99"/>
     <w:semiHidden/>
     <w:unhideWhenUsed/>
   </w:style>
-  <w:style w:type="character" w:styleId="Textodelmarcadordeposicin">
+  <w:style w:type="character" w:styleId="PlaceholderText">
     <w:name w:val="Placeholder Text"/>
-    <w:basedOn w:val="Fuentedeprrafopredeter"/>
+    <w:basedOn w:val="DefaultParagraphFont"/>
     <w:uiPriority w:val="99"/>
     <w:semiHidden/>
     <w:rsid w:val="00EF3D3B"/>
